--- a/docs/landcover_model_evaluation_report.docx
+++ b/docs/landcover_model_evaluation_report.docx
@@ -388,7 +388,7 @@
     </w:p>
     <w:p>
       <w:r>
-        <w:t xml:space="preserve">Purpose: assess the effect of changing one component while keeping the comparison otherwise matched, as described in the supplied summary. These are component comparisons, not U-Net architecture ablations. </w:t>
+        <w:t xml:space="preserve">Purpose: assess the effect of changing one component while keeping the comparison otherwise matched. These are component comparisons, not U-Net architecture ablations. </w:t>
       </w:r>
       <w:r>
         <w:lastRenderedPageBreak/>
@@ -748,7 +748,7 @@
           </w:tcPr>
           <w:p>
             <w:r>
-              <w:t>Raw RF vs RF + 3 ? 3 mean/std features</w:t>
+              <w:t>Raw RF vs RF + 3 × 3 mean/std features</w:t>
             </w:r>
           </w:p>
         </w:tc>
@@ -796,7 +796,7 @@
           </w:tcPr>
           <w:p>
             <w:r>
-              <w:t>Raw RF vs pre-specified 3 ? 3 majority smoothing (30 m)</w:t>
+              <w:t>Raw RF vs pre-specified 3 × 3 majority smoothing (30 m)</w:t>
             </w:r>
           </w:p>
         </w:tc>
@@ -921,7 +921,7 @@
     <w:p/>
     <w:p>
       <w:r>
-        <w:t>No U-Net architecture ablation or input-band removal experiment is reported in the supplied summary.</w:t>
+        <w:t>No U-Net architecture ablation or input-band removal experiment was run.</w:t>
       </w:r>
     </w:p>
     <w:p>
@@ -1020,7 +1020,7 @@
               <w:t xml:space="preserve">3 </w:t>
             </w:r>
             <w:r>
-              <w:t>/</w:t>
+              <w:t>×</w:t>
             </w:r>
             <w:r>
               <w:t xml:space="preserve"> 3</w:t>
@@ -1064,7 +1064,7 @@
               <w:t xml:space="preserve">5 </w:t>
             </w:r>
             <w:r>
-              <w:t>/</w:t>
+              <w:t>×</w:t>
             </w:r>
             <w:r>
               <w:t xml:space="preserve"> 5</w:t>
@@ -1108,7 +1108,7 @@
               <w:t xml:space="preserve">7 </w:t>
             </w:r>
             <w:r>
-              <w:t>/</w:t>
+              <w:t>×</w:t>
             </w:r>
             <w:r>
               <w:t xml:space="preserve"> 7</w:t>
@@ -1152,7 +1152,7 @@
               <w:t xml:space="preserve">11 </w:t>
             </w:r>
             <w:r>
-              <w:t>/</w:t>
+              <w:t>×</w:t>
             </w:r>
             <w:r>
               <w:t xml:space="preserve"> 11</w:t>
@@ -1196,7 +1196,7 @@
               <w:t xml:space="preserve">21 </w:t>
             </w:r>
             <w:r>
-              <w:t>/</w:t>
+              <w:t>×</w:t>
             </w:r>
             <w:r>
               <w:t xml:space="preserve"> 21</w:t>
@@ -1472,7 +1472,7 @@
     </w:p>
     <w:p>
       <w:r>
-        <w:t>Bare land (10 points) and water (22 points) have small samples. Bare-land F1 is reported as weak, but its numerical range is corrupted in the source. Dynamic World is itself a model-generated map, so models trained on it may inherit its blind spots. Repeated comparisons on the same evaluation set warrant caution; no multiple-comparison adjustment is specified in the supplied summary.</w:t>
+        <w:t>Bare land (11 hand-labelled points) and water (21 points) have small samples. Bare-land F1 is reported as weak, but its numerical range is corrupted in the source. Dynamic World is itself a model-generated map, so models trained on it may inherit its blind spots. Repeated comparisons on the same evaluation set warrant caution; no multiple-comparison adjustment is applied.</w:t>
       </w:r>
     </w:p>
     <w:p>
@@ -1480,12 +1480,12 @@
         <w:pStyle w:val="Heading1"/>
       </w:pPr>
       <w:r>
-        <w:t>Source and editorial note</w:t>
-      </w:r>
-    </w:p>
-    <w:p>
-      <w:r>
-        <w:t>Prepared from the supplied evaluation summary. Reported experiment results have not been independently revalidated. Corrupted numerical ranges in the source are marked unavailable; multiplication symbols in window sizes have been restored. The map comparison and model evaluation use different scoring procedures and available samples, so their percentages should be interpreted within their respective comparisons.</w:t>
+        <w:t>Sources</w:t>
+      </w:r>
+    </w:p>
+    <w:p>
+      <w:r>
+        <w:t>Validation points: data/interim/validation_sample/validation_sample_300_labeled.csv. Model evaluation: scripts/evaluate_landcover_classifiers.py and scripts/log_landcover_evaluation_mlflow.py (MLflow experiment landcover_classifiers). Map comparison: scripts/compare_worldcover_dynamicworld.py and docs/dynamic_world_vs_worldcover_2026-09-27.md. The map comparison and model evaluation use different scoring procedures and available samples, so their percentages should be interpreted within their respective comparisons.</w:t>
       </w:r>
     </w:p>
     <w:sectPr>
